--- a/ky/wisdom-stories/hajj-pilgrimage.docx
+++ b/ky/wisdom-stories/hajj-pilgrimage.docx
@@ -39,7 +39,7 @@
           <w:sz w:val="22"/>
           <w:lang w:val="ky-KG"/>
         </w:rPr>
-        <w:t>Ажылыкка барган бир адам шайтанга таш ыргыта турган маал келгенде, ташты ыргыткандын ордуна аны менен өзүн ура баштайт. Жанындагылардан бир жигит таң калып: «Байке, эмнеге өзүңүздү таш менен уруп жатасыз?» — деп сурайт. Ал киши: «Уулум, айтчы, биздин бул жердеги шайтан менен эмне ишибиз бар? Биз өзүбүздүн ичибиздеги шайтанды таш бараңга алып, напсибизди тарбиялап, өзүбүздү тазалашыбыз керек», — деп жооп берет.</w:t>
+        <w:t>Ажылыкка барган бир адам шайтанга таш ыргыта турган маал келгенде, ташты ыргыткандын ордуна аны менен өзүн ура баштайт. Жанындагылардан бир жигит таң калып: «Байке, эмнеге өзүңүздү таш менен уруп жатасыз?» — деп сурайт. Ал киши: «Уулум, айтчы, биздин бул жердеги шайтан менен эмне ишибиз бар? Адегенде өзүбүздүн ичибиздеги шайтанды таш бараңга алып, напсибизди тарбиялап, өзүбүздү тазалашыбыз керек», — деп жооп берет.</w:t>
       </w:r>
     </w:p>
     <w:p>
@@ -75,7 +75,7 @@
           <w:sz w:val="22"/>
           <w:lang w:val="ky-KG"/>
         </w:rPr>
-        <w:t>Жалын отто, темир табада эмес,</w:t>
+        <w:t>Ысык отто, темир табада эмес,</w:t>
       </w:r>
     </w:p>
     <w:p>
@@ -153,7 +153,7 @@
           <w:sz w:val="22"/>
           <w:lang w:val="ky-KG"/>
         </w:rPr>
-        <w:t xml:space="preserve">Сабак: </w:t>
+        <w:t xml:space="preserve">Сабак: Чыныгы күрөш сырттагы шайтан менен эмес, адамдын өз напси менен. Касиет ташта да, таажыда да эмес — адамдын өз ичинде. </w:t>
       </w:r>
       <w:r>
         <w:rPr>
@@ -162,7 +162,6 @@
           <w:sz w:val="22"/>
           <w:lang w:val="ky-KG"/>
         </w:rPr>
-        <w:t>Напсиңди тыйып, ички дүйнөңдү тазалоого умтул. Адамдын касиети сырткы белгисинде эмес, ниети менен ишинде.</w:t>
       </w:r>
     </w:p>
     <w:p>
@@ -182,7 +181,7 @@
           <w:sz w:val="18"/>
           <w:lang w:val="ky-KG"/>
         </w:rPr>
-        <w:t>Окуя ачык интернет булактарынан алынды.</w:t>
+        <w:t>Аңгемелер ачык интернет булактарынан алынган, иллюстрациялар болсо ЖИ менен түзүлгөн.</w:t>
       </w:r>
     </w:p>
     <w:sectPr>

--- a/ky/wisdom-stories/hajj-pilgrimage.docx
+++ b/ky/wisdom-stories/hajj-pilgrimage.docx
@@ -4,185 +4,100 @@
   <w:body>
     <w:p>
       <w:pPr>
-        <w:pStyle w:val="Title"/>
-        <w:keepNext/>
-        <w:keepLines w:val="0"/>
-        <w:pageBreakBefore w:val="0"/>
-        <w:widowControl/>
-        <w:spacing w:line="269" w:lineRule="auto" w:after="180" w:before="0"/>
-      </w:pPr>
-      <w:bookmarkStart w:id="10080" w:name="Story_81"/>
+        <w:spacing w:line="269" w:lineRule="auto"/>
+      </w:pPr>
       <w:r>
         <w:rPr>
-          <w:rFonts w:ascii="Arial" w:hAnsi="Arial"/>
           <w:b/>
-          <w:color w:val="000000"/>
-          <w:sz w:val="34"/>
-          <w:lang w:val="ky-KG"/>
+          <w:bCs/>
         </w:rPr>
         <w:t>Ажылык сапар</w:t>
       </w:r>
-      <w:bookmarkEnd w:id="10080"/>
     </w:p>
     <w:p>
       <w:pPr>
-        <w:keepNext w:val="0"/>
-        <w:keepLines w:val="0"/>
-        <w:pageBreakBefore w:val="0"/>
-        <w:widowControl/>
-        <w:spacing w:line="269" w:lineRule="auto" w:after="120" w:before="0"/>
+        <w:spacing w:line="269" w:lineRule="auto"/>
       </w:pPr>
       <w:r>
-        <w:rPr>
-          <w:rFonts w:ascii="Arial" w:eastAsia="Arial" w:hAnsi="Arial"/>
-          <w:color w:val="000000"/>
-          <w:sz w:val="22"/>
-          <w:lang w:val="ky-KG"/>
-        </w:rPr>
-        <w:t>Ажылыкка барган бир адам шайтанга таш ыргыта турган маал келгенде, ташты ыргыткандын ордуна аны менен өзүн ура баштайт. Жанындагылардан бир жигит таң калып: «Байке, эмнеге өзүңүздү таш менен уруп жатасыз?» — деп сурайт. Ал киши: «Уулум, айтчы, биздин бул жердеги шайтан менен эмне ишибиз бар? Адегенде өзүбүздүн ичибиздеги шайтанды таш бараңга алып, напсибизди тарбиялап, өзүбүздү тазалашыбыз керек», — деп жооп берет.</w:t>
+        <w:t>Бир ибараттуу аңгемеде ажылыкка барган адам шайтанга таш ыргытуу жөрөлгөсүндө таштарды өзүнө карай ыргыта баштаганы айтылат. Муну көргөн бир жигит таң калып сурайт:</w:t>
       </w:r>
     </w:p>
     <w:p>
       <w:pPr>
-        <w:keepNext w:val="0"/>
-        <w:keepLines w:val="0"/>
-        <w:pageBreakBefore w:val="0"/>
-        <w:widowControl/>
-        <w:spacing w:line="269" w:lineRule="auto" w:after="120" w:before="0"/>
+        <w:spacing w:line="269" w:lineRule="auto"/>
       </w:pPr>
       <w:r>
-        <w:rPr>
-          <w:rFonts w:ascii="Arial" w:eastAsia="Arial" w:hAnsi="Arial"/>
-          <w:color w:val="000000"/>
-          <w:sz w:val="22"/>
-          <w:lang w:val="ky-KG"/>
-        </w:rPr>
-        <w:t>* * *</w:t>
+        <w:t>— Аксакал, эмне кылып жатасыз? Эмнеге өзүңүзгө таш ыргытып жатасыз?</w:t>
       </w:r>
     </w:p>
     <w:p>
       <w:pPr>
-        <w:keepNext w:val="0"/>
-        <w:keepLines w:val="0"/>
-        <w:pageBreakBefore w:val="0"/>
-        <w:widowControl/>
-        <w:spacing w:line="269" w:lineRule="auto" w:after="120" w:before="0"/>
+        <w:spacing w:line="269" w:lineRule="auto"/>
       </w:pPr>
       <w:r>
-        <w:rPr>
-          <w:rFonts w:ascii="Arial" w:eastAsia="Arial" w:hAnsi="Arial"/>
-          <w:color w:val="000000"/>
-          <w:sz w:val="22"/>
-          <w:lang w:val="ky-KG"/>
-        </w:rPr>
-        <w:t>Ысык отто, темир табада эмес,</w:t>
+        <w:t>Ал мындай деп жооп берет:</w:t>
       </w:r>
     </w:p>
     <w:p>
       <w:pPr>
-        <w:keepNext w:val="0"/>
-        <w:keepLines w:val="0"/>
-        <w:pageBreakBefore w:val="0"/>
-        <w:widowControl/>
-        <w:spacing w:line="269" w:lineRule="auto" w:after="120" w:before="0"/>
+        <w:spacing w:line="269" w:lineRule="auto"/>
       </w:pPr>
       <w:r>
-        <w:rPr>
-          <w:rFonts w:ascii="Arial" w:eastAsia="Arial" w:hAnsi="Arial"/>
-          <w:color w:val="000000"/>
-          <w:sz w:val="22"/>
-          <w:lang w:val="ky-KG"/>
-        </w:rPr>
-        <w:t>касиет башта, кийген таажыда эмес.</w:t>
+        <w:t>— Балам, бул жерде таш ыргытуу менен эле иш бүтпөйт. Адам адегенде өз ичиндеги жамандыкты жеңип, напсисин тыйып, жүрөгүн тазалашы керек.</w:t>
       </w:r>
     </w:p>
     <w:p>
       <w:pPr>
-        <w:keepNext w:val="0"/>
-        <w:keepLines w:val="0"/>
-        <w:pageBreakBefore w:val="0"/>
-        <w:widowControl/>
-        <w:spacing w:line="269" w:lineRule="auto" w:after="120" w:before="0"/>
+        <w:spacing w:line="269" w:lineRule="auto"/>
       </w:pPr>
       <w:r>
-        <w:rPr>
-          <w:rFonts w:ascii="Arial" w:eastAsia="Arial" w:hAnsi="Arial"/>
-          <w:color w:val="000000"/>
-          <w:sz w:val="22"/>
-          <w:lang w:val="ky-KG"/>
-        </w:rPr>
-        <w:t>Эмнени издесең да, өзүңдөн изде,</w:t>
+        <w:t>Ысыктык — отто, үстүндөгү темирде эмес,</w:t>
+      </w:r>
+      <w:r>
+        <w:br/>
+        <w:t>Акылмандык — башта, кийген таажыда эмес.</w:t>
+      </w:r>
+      <w:r>
+        <w:br/>
+        <w:t>Эмнени издесең да, адегенде өзүңдөн изде:</w:t>
+      </w:r>
+      <w:r>
+        <w:br/>
+        <w:t>Ыйык жер да, ажылык да ички өзгөрүүнүн ордун баспайт.</w:t>
       </w:r>
     </w:p>
     <w:p>
       <w:pPr>
-        <w:keepNext/>
-        <w:keepLines w:val="0"/>
-        <w:pageBreakBefore w:val="0"/>
-        <w:widowControl/>
-        <w:spacing w:line="269" w:lineRule="auto" w:after="120" w:before="0"/>
+        <w:spacing w:line="269" w:lineRule="auto"/>
       </w:pPr>
       <w:r>
         <w:rPr>
-          <w:rFonts w:ascii="Arial" w:eastAsia="Arial" w:hAnsi="Arial"/>
-          <w:color w:val="000000"/>
-          <w:sz w:val="22"/>
-          <w:lang w:val="ky-KG"/>
+          <w:b/>
+          <w:bCs/>
         </w:rPr>
-        <w:t>Кудста, Меккеде же ажыда эмес.</w:t>
+        <w:t>Сабак:</w:t>
+      </w:r>
+      <w:r>
+        <w:t xml:space="preserve"> Адамдын эң оор күрөшү — өз напсиси менен болгон күрөш. Бул аңгемеде өзүнө багытталган таш өзүн-өзү сын көз менен кароону билдирет. Максат — денени кыйноо эмес, жүрөктү кектен, текеберликтен жана ач көздүктөн тазалоо. Ажылыктын терең мааниси адамдын ички дүйнөсүнүн өзгөрүшү менен ачылат.</w:t>
       </w:r>
     </w:p>
     <w:p>
       <w:pPr>
-        <w:pStyle w:val="Moral"/>
-        <w:keepNext/>
-        <w:keepLines/>
-        <w:pageBreakBefore w:val="0"/>
-        <w:widowControl/>
-        <w:spacing w:before="120" w:after="120" w:line="269" w:lineRule="auto"/>
-        <w:ind w:left="240" w:right="240"/>
-        <w:rPr>
-          <w:lang w:val="ru-RU"/>
-        </w:rPr>
+        <w:spacing w:line="269" w:lineRule="auto"/>
       </w:pPr>
       <w:r>
         <w:rPr>
-          <w:rFonts w:ascii="Arial" w:hAnsi="Arial"/>
-          <w:b/>
-          <w:color w:val="000000"/>
-          <w:sz w:val="22"/>
-          <w:lang w:val="ky-KG"/>
+          <w:i/>
+          <w:iCs/>
         </w:rPr>
-        <w:t xml:space="preserve">Сабак: Чыныгы күрөш сырттагы шайтан менен эмес, адамдын өз напси менен. Касиет ташта да, таажыда да эмес — адамдын өз ичинде. </w:t>
-      </w:r>
-      <w:r>
-        <w:rPr>
-          <w:rFonts w:ascii="Arial" w:hAnsi="Arial"/>
-          <w:color w:val="000000"/>
-          <w:sz w:val="22"/>
-          <w:lang w:val="ky-KG"/>
-        </w:rPr>
+        <w:t>Аңгемелер интернеттен чогултулуп, жасалма интеллекттин жардамы менен иштелип чыккан. Бардык сүрөттөр жасалма интеллект аркылуу түзүлгөн.</w:t>
       </w:r>
     </w:p>
     <w:p>
       <w:pPr>
-        <w:keepNext w:val="0"/>
-        <w:keepLines w:val="0"/>
-        <w:pageBreakBefore w:val="0"/>
-        <w:widowControl/>
-        <w:spacing w:before="0" w:after="160" w:line="269" w:lineRule="auto"/>
+        <w:spacing w:line="269" w:lineRule="auto"/>
         <w:jc w:val="right"/>
       </w:pPr>
-      <w:r>
-        <w:rPr>
-          <w:rFonts w:ascii="Arial" w:eastAsia="Arial" w:hAnsi="Arial" w:cs="Arial"/>
-          <w:i/>
-          <w:color w:val="000000"/>
-          <w:sz w:val="18"/>
-          <w:lang w:val="ky-KG"/>
-        </w:rPr>
-        <w:t>Аңгемелер ачык интернет булактарынан алынган, иллюстрациялар болсо ЖИ менен түзүлгөн.</w:t>
-      </w:r>
     </w:p>
     <w:sectPr>
       <w:headerReference w:type="even" r:id="rId7"/>
@@ -1014,7 +929,6 @@
     </w:pPr>
     <w:rPr>
       <w:rFonts w:asciiTheme="majorHAnsi" w:eastAsiaTheme="majorEastAsia" w:hAnsiTheme="majorHAnsi" w:cstheme="majorBidi"/>
-      <w:color w:val="000000"/>
       <w:sz w:val="40"/>
       <w:szCs w:val="40"/>
     </w:rPr>
@@ -1036,7 +950,6 @@
     </w:pPr>
     <w:rPr>
       <w:rFonts w:asciiTheme="majorHAnsi" w:eastAsiaTheme="majorEastAsia" w:hAnsiTheme="majorHAnsi" w:cstheme="majorBidi"/>
-      <w:color w:val="000000"/>
       <w:sz w:val="32"/>
       <w:szCs w:val="32"/>
     </w:rPr>
@@ -1059,7 +972,6 @@
     </w:pPr>
     <w:rPr>
       <w:rFonts w:eastAsiaTheme="majorEastAsia" w:cstheme="majorBidi"/>
-      <w:color w:val="000000"/>
       <w:sz w:val="28"/>
       <w:szCs w:val="28"/>
     </w:rPr>
@@ -1084,7 +996,6 @@
       <w:rFonts w:eastAsiaTheme="majorEastAsia" w:cstheme="majorBidi"/>
       <w:i/>
       <w:iCs/>
-      <w:color w:val="000000"/>
     </w:rPr>
   </w:style>
   <w:style w:type="paragraph" w:styleId="Heading5">
@@ -1105,7 +1016,6 @@
     </w:pPr>
     <w:rPr>
       <w:rFonts w:eastAsiaTheme="majorEastAsia" w:cstheme="majorBidi"/>
-      <w:color w:val="000000"/>
     </w:rPr>
   </w:style>
   <w:style w:type="paragraph" w:styleId="Heading6">
@@ -1128,7 +1038,6 @@
       <w:rFonts w:eastAsiaTheme="majorEastAsia" w:cstheme="majorBidi"/>
       <w:i/>
       <w:iCs/>
-      <w:color w:val="000000"/>
     </w:rPr>
   </w:style>
   <w:style w:type="paragraph" w:styleId="Heading7">
@@ -1149,7 +1058,6 @@
     </w:pPr>
     <w:rPr>
       <w:rFonts w:eastAsiaTheme="majorEastAsia" w:cstheme="majorBidi"/>
-      <w:color w:val="000000"/>
     </w:rPr>
   </w:style>
   <w:style w:type="paragraph" w:styleId="Heading8">
@@ -1172,7 +1080,6 @@
       <w:rFonts w:eastAsiaTheme="majorEastAsia" w:cstheme="majorBidi"/>
       <w:i/>
       <w:iCs/>
-      <w:color w:val="000000"/>
     </w:rPr>
   </w:style>
   <w:style w:type="paragraph" w:styleId="Heading9">
@@ -1193,13 +1100,11 @@
     </w:pPr>
     <w:rPr>
       <w:rFonts w:eastAsiaTheme="majorEastAsia" w:cstheme="majorBidi"/>
-      <w:color w:val="000000"/>
     </w:rPr>
   </w:style>
   <w:style w:type="character" w:default="1" w:styleId="DefaultParagraphFont">
     <w:name w:val="Default Paragraph Font"/>
     <w:uiPriority w:val="1"/>
-    <w:semiHidden/>
     <w:unhideWhenUsed/>
   </w:style>
   <w:style w:type="table" w:default="1" w:styleId="TableNormal">
@@ -1355,7 +1260,6 @@
     </w:pPr>
     <w:rPr>
       <w:rFonts w:asciiTheme="majorHAnsi" w:eastAsiaTheme="majorEastAsia" w:hAnsiTheme="majorHAnsi" w:cstheme="majorBidi"/>
-      <w:color w:val="000000"/>
       <w:spacing w:val="-10"/>
       <w:kern w:val="28"/>
       <w:sz w:val="56"/>
@@ -1391,7 +1295,6 @@
     </w:pPr>
     <w:rPr>
       <w:rFonts w:eastAsiaTheme="majorEastAsia" w:cstheme="majorBidi"/>
-      <w:color w:val="000000"/>
       <w:spacing w:val="15"/>
       <w:sz w:val="28"/>
       <w:szCs w:val="28"/>
@@ -1426,7 +1329,6 @@
     <w:rPr>
       <w:i/>
       <w:iCs/>
-      <w:color w:val="000000"/>
     </w:rPr>
   </w:style>
   <w:style w:type="character" w:customStyle="1" w:styleId="QuoteChar">
@@ -1451,9 +1353,6 @@
       <w:ind w:left="720"/>
       <w:contextualSpacing/>
     </w:pPr>
-    <w:rPr>
-      <w:color w:val="000000"/>
-    </w:rPr>
   </w:style>
   <w:style w:type="character" w:styleId="IntenseEmphasis">
     <w:name w:val="Intense Emphasis"/>
@@ -1483,7 +1382,6 @@
     <w:rPr>
       <w:i/>
       <w:iCs/>
-      <w:color w:val="000000"/>
     </w:rPr>
   </w:style>
   <w:style w:type="character" w:customStyle="1" w:styleId="IntenseQuoteChar">
@@ -1523,9 +1421,6 @@
     <w:pPr>
       <w:spacing w:after="100"/>
     </w:pPr>
-    <w:rPr>
-      <w:color w:val="000000"/>
-    </w:rPr>
   </w:style>
   <w:style w:type="paragraph" w:customStyle="1" w:styleId="Moral">
     <w:name w:val="Moral"/>
@@ -1537,7 +1432,6 @@
     <w:rPr>
       <w:rFonts w:ascii="Arial" w:eastAsia="Arial" w:hAnsi="Arial"/>
       <w:i/>
-      <w:color w:val="000000"/>
       <w:kern w:val="0"/>
       <w:sz w:val="22"/>
       <w:szCs w:val="22"/>
@@ -1559,9 +1453,6 @@
       </w:tabs>
       <w:spacing w:after="0" w:line="240" w:lineRule="auto"/>
     </w:pPr>
-    <w:rPr>
-      <w:color w:val="000000"/>
-    </w:rPr>
   </w:style>
   <w:style w:type="character" w:customStyle="1" w:styleId="HeaderChar">
     <w:name w:val="Header Char"/>
@@ -1584,9 +1475,6 @@
       </w:tabs>
       <w:spacing w:after="0" w:line="240" w:lineRule="auto"/>
     </w:pPr>
-    <w:rPr>
-      <w:color w:val="000000"/>
-    </w:rPr>
   </w:style>
   <w:style w:type="character" w:customStyle="1" w:styleId="FooterChar">
     <w:name w:val="Footer Char"/>
@@ -1609,7 +1497,6 @@
     </w:pPr>
     <w:rPr>
       <w:rFonts w:eastAsiaTheme="minorEastAsia"/>
-      <w:color w:val="000000"/>
     </w:rPr>
   </w:style>
   <w:style w:type="paragraph" w:styleId="TOC3">
@@ -1626,7 +1513,6 @@
     </w:pPr>
     <w:rPr>
       <w:rFonts w:eastAsiaTheme="minorEastAsia"/>
-      <w:color w:val="000000"/>
     </w:rPr>
   </w:style>
   <w:style w:type="paragraph" w:styleId="TOC4">
@@ -1643,7 +1529,6 @@
     </w:pPr>
     <w:rPr>
       <w:rFonts w:eastAsiaTheme="minorEastAsia"/>
-      <w:color w:val="000000"/>
     </w:rPr>
   </w:style>
   <w:style w:type="paragraph" w:styleId="TOC5">
@@ -1660,7 +1545,6 @@
     </w:pPr>
     <w:rPr>
       <w:rFonts w:eastAsiaTheme="minorEastAsia"/>
-      <w:color w:val="000000"/>
     </w:rPr>
   </w:style>
   <w:style w:type="paragraph" w:styleId="TOC6">
@@ -1677,7 +1561,6 @@
     </w:pPr>
     <w:rPr>
       <w:rFonts w:eastAsiaTheme="minorEastAsia"/>
-      <w:color w:val="000000"/>
     </w:rPr>
   </w:style>
   <w:style w:type="paragraph" w:styleId="TOC7">
@@ -1694,7 +1577,6 @@
     </w:pPr>
     <w:rPr>
       <w:rFonts w:eastAsiaTheme="minorEastAsia"/>
-      <w:color w:val="000000"/>
     </w:rPr>
   </w:style>
   <w:style w:type="paragraph" w:styleId="TOC8">
@@ -1711,7 +1593,6 @@
     </w:pPr>
     <w:rPr>
       <w:rFonts w:eastAsiaTheme="minorEastAsia"/>
-      <w:color w:val="000000"/>
     </w:rPr>
   </w:style>
   <w:style w:type="paragraph" w:styleId="TOC9">
@@ -1728,7 +1609,6 @@
     </w:pPr>
     <w:rPr>
       <w:rFonts w:eastAsiaTheme="minorEastAsia"/>
-      <w:color w:val="000000"/>
     </w:rPr>
   </w:style>
   <w:style w:type="paragraph" w:styleId="TOCHeading">
@@ -1744,7 +1624,6 @@
       <w:outlineLvl w:val="9"/>
     </w:pPr>
     <w:rPr>
-      <w:color w:val="000000"/>
       <w:kern w:val="0"/>
       <w:sz w:val="32"/>
       <w:szCs w:val="32"/>
